--- a/deliverables/鲜境_需求文档.docx
+++ b/deliverables/鲜境_需求文档.docx
@@ -30024,13 +30024,199 @@
         <w:spacing w:after="40"/>
       </w:pPr>
     </w:p>
+    <w:p>
+      <w:pPr>
+        <w:sectPr>
+          <w:headerReference w:type="default" r:id="rId17"/>
+          <w:footerReference w:type="default" r:id="rId18"/>
+          <w:pgSz w:w="11906" w:h="16838"/>
+          <w:pgMar w:top="1247" w:right="1247" w:bottom="1247" w:left="1247" w:header="720" w:footer="720" w:gutter="0"/>
+          <w:cols w:space="720"/>
+          <w:docGrid w:linePitch="360"/>
+        </w:sectPr>
+      </w:pPr>
+    </w:p>
+    <w:p>
+      <w:pPr>
+        <w:pStyle w:val="Heading1"/>
+      </w:pPr>
+      <w:r>
+        <w:t xml:space="preserve">2026年10月20日修订补充</w:t>
+      </w:r>
+    </w:p>
+    <w:p>
+      <w:pPr>
+        <w:ind w:firstLine="0"/>
+      </w:pPr>
+      <w:r>
+        <w:rPr>
+          <w:rFonts w:ascii="Segoe UI" w:hAnsi="Segoe UI" w:eastAsia="Microsoft YaHei"/>
+          <w:b w:val="0"/>
+        </w:rPr>
+        <w:t xml:space="preserve">本补充适用于 725696a 基线及 2026-10-20 工作区修复。前文 2026-10-18 / bb1bde2 的正文、图表、历史测试和原有格式完整保留；涉及本轮变更的当前状态以本补充为准。未重新执行的验收不沿用旧结果，也不改写历史事实。</w:t>
+      </w:r>
+    </w:p>
+    <w:p>
+      <w:pPr>
+        <w:pStyle w:val="Heading2"/>
+      </w:pPr>
+      <w:r>
+        <w:t xml:space="preserve">本轮新增业务需求</w:t>
+      </w:r>
+    </w:p>
+    <w:p>
+      <w:pPr>
+        <w:ind w:firstLine="0"/>
+      </w:pPr>
+      <w:r>
+        <w:rPr>
+          <w:rFonts w:ascii="Segoe UI" w:hAnsi="Segoe UI" w:eastAsia="Microsoft YaHei"/>
+          <w:b w:val="0"/>
+        </w:rPr>
+        <w:t xml:space="preserve">FR-PROM-COUPON：会员每券限领一次，条件更新与唯一约束防超发。结算由服务端试算，一单一券；优惠按商品行分摊且合计等于整单优惠。取消、超时取消和整单退款退券，部分退款不得超过该商品实付。已有会员领券后限制修改优惠规则。</w:t>
+      </w:r>
+    </w:p>
+    <w:p>
+      <w:pPr>
+        <w:ind w:firstLine="0"/>
+      </w:pPr>
+      <w:r>
+        <w:rPr>
+          <w:rFonts w:ascii="Segoe UI" w:hAnsi="Segoe UI" w:eastAsia="Microsoft YaHei"/>
+          <w:b w:val="0"/>
+        </w:rPr>
+        <w:t xml:space="preserve">FR-PROM-SECKILL：校验活动时间、名额和商品库存，每会员每场限购一件；活动名额与库存同时条件扣减，失败整单回滚。秒杀单不叠加优惠券，未付款五分钟自动取消并释放名额；付款后退款不归还名额。Redis 令牌仅用于削峰，数据库决定成交。</w:t>
+      </w:r>
+    </w:p>
+    <w:p>
+      <w:pPr>
+        <w:ind w:firstLine="0"/>
+      </w:pPr>
+      <w:r>
+        <w:rPr>
+          <w:rFonts w:ascii="Segoe UI" w:hAnsi="Segoe UI" w:eastAsia="Microsoft YaHei"/>
+          <w:b w:val="0"/>
+        </w:rPr>
+        <w:t xml:space="preserve">FR-SEARCH-REC：搜索联想复用模糊匹配，最多八项；近七日有效商城搜索形成热搜，翻页和后台查询不计入。商品详情优先共同购买推荐并以同类补足；会员结合已购和购物车品类偏好，游客使用热销推荐。</w:t>
+      </w:r>
+    </w:p>
+    <w:p>
+      <w:pPr>
+        <w:pStyle w:val="Heading2"/>
+      </w:pPr>
+      <w:r>
+        <w:t xml:space="preserve">可靠性与运维需求增量</w:t>
+      </w:r>
+    </w:p>
+    <w:p>
+      <w:pPr>
+        <w:ind w:firstLine="0"/>
+      </w:pPr>
+      <w:r>
+        <w:rPr>
+          <w:rFonts w:ascii="Segoe UI" w:hAnsi="Segoe UI" w:eastAsia="Microsoft YaHei"/>
+          <w:b w:val="0"/>
+        </w:rPr>
+        <w:t xml:space="preserve">NFR-MSG-RECOVERY：连接或通道故障、消费者取消、拓扑初始化失败后须允许重连。不可路由退回、负向确认、确认超时和中途断连不能把未可靠发布的事件标为 sent。配置 MQ 后不可静默改为进程内消费；重复投递按事件 ID 去重。</w:t>
+      </w:r>
+    </w:p>
+    <w:p>
+      <w:pPr>
+        <w:ind w:firstLine="0"/>
+      </w:pPr>
+      <w:r>
+        <w:rPr>
+          <w:rFonts w:ascii="Segoe UI" w:hAnsi="Segoe UI" w:eastAsia="Microsoft YaHei"/>
+          <w:b w:val="0"/>
+        </w:rPr>
+        <w:t xml:space="preserve">NFR-OBS-DEPENDENCY：指标抓取可达与依赖就绪分开。数据库须执行实际查询；配置后的 Redis/MQ 输出连接就绪状态。输出未发送事件最旧积压时长，并提供依赖故障和积压告警规则。链路追踪衔接 HTTP、SQL、审计及 Outbox，SQL span 不记录参数。</w:t>
+      </w:r>
+    </w:p>
+    <w:p>
+      <w:pPr>
+        <w:ind w:firstLine="0"/>
+      </w:pPr>
+      <w:r>
+        <w:rPr>
+          <w:rFonts w:ascii="Segoe UI" w:hAnsi="Segoe UI" w:eastAsia="Microsoft YaHei"/>
+          <w:b w:val="0"/>
+        </w:rPr>
+        <w:t xml:space="preserve">NFR-OPS-RESTORE：停止 API、恢复数据库或清缓存失败后不可继续启动；启动失败须报错，不得打印成功。成功后仍须验证健康和代表性订单。同机多部署须使用不同 Compose 项目名和宿主机端口。</w:t>
+      </w:r>
+    </w:p>
+    <w:p>
+      <w:pPr>
+        <w:pStyle w:val="Heading2"/>
+      </w:pPr>
+      <w:r>
+        <w:t xml:space="preserve">原有待决项的状态变化</w:t>
+      </w:r>
+    </w:p>
+    <w:p>
+      <w:pPr>
+        <w:ind w:firstLine="0"/>
+      </w:pPr>
+      <w:r>
+        <w:rPr>
+          <w:rFonts w:ascii="Segoe UI" w:hAnsi="Segoe UI" w:eastAsia="Microsoft YaHei"/>
+          <w:b w:val="0"/>
+        </w:rPr>
+        <w:t xml:space="preserve">原 10.1 章节涉及的 DEF-01 至 DEF-11 已有代码或配置修复：聚合数值归一、移除前端部署密码、代理限流、测试镜像补充 web 源码、POSIX 运维脚本、项目隔离、网关文档阻断、安全头去重、恢复清缓存、转储清理、外键索引与迁移锁。代码存在不等于全部部署验收通过。</w:t>
+      </w:r>
+    </w:p>
+    <w:p>
+      <w:pPr>
+        <w:ind w:firstLine="0"/>
+      </w:pPr>
+      <w:r>
+        <w:rPr>
+          <w:rFonts w:ascii="Segoe UI" w:hAnsi="Segoe UI" w:eastAsia="Microsoft YaHei"/>
+          <w:b w:val="0"/>
+        </w:rPr>
+        <w:t xml:space="preserve">OBS-01、OBS-02、OBS-06 已补齐：超时取消使商品缓存失效，部分退款使用专门通知，删除默认地址后指定剩余地址。用户名删除后永久占用、沙箱支付、单实例内存限流等原有设计边界不变。</w:t>
+      </w:r>
+    </w:p>
+    <w:p>
+      <w:pPr>
+        <w:pStyle w:val="Heading2"/>
+      </w:pPr>
+      <w:r>
+        <w:t xml:space="preserve">本轮验收与未验收边界</w:t>
+      </w:r>
+    </w:p>
+    <w:p>
+      <w:pPr>
+        <w:ind w:firstLine="0"/>
+      </w:pPr>
+      <w:r>
+        <w:rPr>
+          <w:rFonts w:ascii="Segoe UI" w:hAnsi="Segoe UI" w:eastAsia="Microsoft YaHei"/>
+          <w:b w:val="0"/>
+        </w:rPr>
+        <w:t xml:space="preserve">SQLite API 84/84、Edge Playwright 9/9、PowerShell 恢复控制流 5/5 通过；类型检查和生产构建通过，全量 npm audit 为 0。新增业务由 features.test.ts 覆盖，消息和监控由 runtime.test.ts 的八项回归覆盖；现有九项浏览器用例未新增优惠券和秒杀界面测试。</w:t>
+      </w:r>
+    </w:p>
+    <w:p>
+      <w:pPr>
+        <w:ind w:firstLine="0"/>
+      </w:pPr>
+      <w:r>
+        <w:rPr>
+          <w:rFonts w:ascii="Segoe UI" w:hAnsi="Segoe UI" w:eastAsia="Microsoft YaHei"/>
+          <w:b w:val="0"/>
+        </w:rPr>
+        <w:t xml:space="preserve">Docker Linux 引擎未运行，本轮未执行 PostgreSQL、真实 Redis/RabbitMQ 故障恢复、容器网关、Prometheus 告警触发/恢复、Linux 运维和真实备份恢复。Alertmanager 默认接收器尚无邮件或 Webhook，外部通知交付待配置与验证。证据位于 docs/evidence/2026-10-20/，详细当前状态见 docs/maintenance-2026-10-20.md。</w:t>
+      </w:r>
+    </w:p>
     <w:sectPr>
-      <w:headerReference w:type="default" r:id="rId17"/>
-      <w:footerReference w:type="default" r:id="rId18"/>
+      <w:headerReference w:type="default" r:id="rIdMaintenanceheaderdefault"/>
+      <w:footerReference w:type="default" r:id="rIdMaintenancefooterdefault"/>
       <w:pgSz w:w="11906" w:h="16838"/>
       <w:pgMar w:top="1247" w:right="1247" w:bottom="1247" w:left="1247" w:header="720" w:footer="720" w:gutter="0"/>
       <w:cols w:space="720"/>
       <w:docGrid w:linePitch="360"/>
+      <w:pgNumType w:start="1"/>
+      <w:type w:val="nextPage"/>
     </w:sectPr>
   </w:body>
 </w:document>
@@ -30237,6 +30423,82 @@
     </w:r>
     <w:r>
       <w:instrText xml:space="preserve">NUMPAGES</w:instrText>
+    </w:r>
+    <w:r>
+      <w:fldChar w:fldCharType="separate"/>
+    </w:r>
+    <w:r>
+      <w:rPr>
+        <w:rFonts w:ascii="Segoe UI" w:hAnsi="Segoe UI" w:eastAsia="Microsoft YaHei"/>
+        <w:color w:val="68868D"/>
+        <w:sz w:val="18"/>
+      </w:rPr>
+      <w:t>1</w:t>
+    </w:r>
+    <w:r>
+      <w:fldChar w:fldCharType="end"/>
+    </w:r>
+    <w:r>
+      <w:rPr>
+        <w:rFonts w:ascii="Segoe UI" w:hAnsi="Segoe UI" w:eastAsia="Microsoft YaHei"/>
+        <w:color w:val="68868D"/>
+        <w:sz w:val="17"/>
+      </w:rPr>
+      <w:t xml:space="preserve"> 页</w:t>
+    </w:r>
+  </w:p>
+</w:ftr>
+</file>
+
+<file path=word/footerMaintenance20261020.xml><?xml version="1.0" encoding="utf-8"?>
+<w:ftr xmlns:m="http://schemas.openxmlformats.org/officeDocument/2006/math" xmlns:mc="http://schemas.openxmlformats.org/markup-compatibility/2006" xmlns:mo="http://schemas.microsoft.com/office/mac/office/2008/main" xmlns:mv="urn:schemas-microsoft-com:mac:vml" xmlns:o="urn:schemas-microsoft-com:office:office" xmlns:r="http://schemas.openxmlformats.org/officeDocument/2006/relationships" xmlns:v="urn:schemas-microsoft-com:vml" xmlns:w10="urn:schemas-microsoft-com:office:word" xmlns:w14="http://schemas.microsoft.com/office/word/2010/wordml" xmlns:w="http://schemas.openxmlformats.org/wordprocessingml/2006/main" xmlns:wne="http://schemas.microsoft.com/office/word/2006/wordml" xmlns:wp14="http://schemas.microsoft.com/office/word/2010/wordprocessingDrawing" xmlns:wp="http://schemas.openxmlformats.org/drawingml/2006/wordprocessingDrawing" xmlns:wpc="http://schemas.microsoft.com/office/word/2010/wordprocessingCanvas" xmlns:wpg="http://schemas.microsoft.com/office/word/2010/wordprocessingGroup" xmlns:wpi="http://schemas.microsoft.com/office/word/2010/wordprocessingInk" xmlns:wps="http://schemas.microsoft.com/office/word/2010/wordprocessingShape" mc:Ignorable="w14 wp14">
+  <w:p>
+    <w:pPr>
+      <w:pStyle w:val="Footer"/>
+      <w:jc w:val="center"/>
+    </w:pPr>
+    <w:r/>
+    <w:r>
+      <w:rPr>
+        <w:rFonts w:ascii="Segoe UI" w:hAnsi="Segoe UI" w:eastAsia="Microsoft YaHei"/>
+        <w:color w:val="68868D"/>
+        <w:sz w:val="17"/>
+      </w:rPr>
+      <w:t xml:space="preserve">修订补充 第 </w:t>
+    </w:r>
+    <w:r>
+      <w:fldChar w:fldCharType="begin" w:dirty="true"/>
+    </w:r>
+    <w:r>
+      <w:instrText xml:space="preserve">PAGE</w:instrText>
+    </w:r>
+    <w:r>
+      <w:fldChar w:fldCharType="separate"/>
+    </w:r>
+    <w:r>
+      <w:rPr>
+        <w:rFonts w:ascii="Segoe UI" w:hAnsi="Segoe UI" w:eastAsia="Microsoft YaHei"/>
+        <w:color w:val="68868D"/>
+        <w:sz w:val="18"/>
+      </w:rPr>
+      <w:t>1</w:t>
+    </w:r>
+    <w:r>
+      <w:fldChar w:fldCharType="end"/>
+    </w:r>
+    <w:r>
+      <w:rPr>
+        <w:rFonts w:ascii="Segoe UI" w:hAnsi="Segoe UI" w:eastAsia="Microsoft YaHei"/>
+        <w:color w:val="68868D"/>
+        <w:sz w:val="17"/>
+      </w:rPr>
+      <w:t xml:space="preserve"> 页 / 共 </w:t>
+    </w:r>
+    <w:r>
+      <w:fldChar w:fldCharType="begin" w:dirty="true"/>
+    </w:r>
+    <w:r>
+      <w:instrText xml:space="preserve">SECTIONPAGES</w:instrText>
     </w:r>
     <w:r>
       <w:fldChar w:fldCharType="separate"/>
@@ -30325,6 +30587,28 @@
         <w:sz w:val="17"/>
       </w:rPr>
       <w:t>鲜境 FreshMarket  |  需求规格说明书  |  FM-SRS-001 V2.0</w:t>
+    </w:r>
+  </w:p>
+</w:hdr>
+</file>
+
+<file path=word/headerMaintenance20261020.xml><?xml version="1.0" encoding="utf-8"?>
+<w:hdr xmlns:m="http://schemas.openxmlformats.org/officeDocument/2006/math" xmlns:mc="http://schemas.openxmlformats.org/markup-compatibility/2006" xmlns:mo="http://schemas.microsoft.com/office/mac/office/2008/main" xmlns:mv="urn:schemas-microsoft-com:mac:vml" xmlns:o="urn:schemas-microsoft-com:office:office" xmlns:r="http://schemas.openxmlformats.org/officeDocument/2006/relationships" xmlns:v="urn:schemas-microsoft-com:vml" xmlns:w10="urn:schemas-microsoft-com:office:word" xmlns:w14="http://schemas.microsoft.com/office/word/2010/wordml" xmlns:w="http://schemas.openxmlformats.org/wordprocessingml/2006/main" xmlns:wne="http://schemas.microsoft.com/office/word/2006/wordml" xmlns:wp14="http://schemas.microsoft.com/office/word/2010/wordprocessingDrawing" xmlns:wp="http://schemas.openxmlformats.org/drawingml/2006/wordprocessingDrawing" xmlns:wpc="http://schemas.microsoft.com/office/word/2010/wordprocessingCanvas" xmlns:wpg="http://schemas.microsoft.com/office/word/2010/wordprocessingGroup" xmlns:wpi="http://schemas.microsoft.com/office/word/2010/wordprocessingInk" xmlns:wps="http://schemas.microsoft.com/office/word/2010/wordprocessingShape" mc:Ignorable="w14 wp14">
+  <w:p>
+    <w:pPr>
+      <w:pStyle w:val="Header"/>
+      <w:pBdr>
+        <w:bottom w:val="single" w:sz="4" w:space="1" w:color="B7CDD1"/>
+      </w:pBdr>
+    </w:pPr>
+    <w:r/>
+    <w:r>
+      <w:rPr>
+        <w:rFonts w:ascii="Segoe UI" w:hAnsi="Segoe UI" w:eastAsia="Microsoft YaHei"/>
+        <w:color w:val="68868D"/>
+        <w:sz w:val="17"/>
+      </w:rPr>
+      <w:t>鲜境 FreshMarket  |  需求规格说明书  |  FM-SRS-001 V2.1</w:t>
     </w:r>
   </w:p>
 </w:hdr>
